--- a/contrato_padrao.docx
+++ b/contrato_padrao.docx
@@ -1,6 +1,6 @@
 
 <file path=word/document.xml><?xml version="1.0" encoding="utf-8"?>
-<w:document xmlns:wpc="http://schemas.microsoft.com/office/word/2010/wordprocessingCanvas" xmlns:cx="http://schemas.microsoft.com/office/drawing/2014/chartex" xmlns:cx1="http://schemas.microsoft.com/office/drawing/2015/9/8/chartex" xmlns:cx2="http://schemas.microsoft.com/office/drawing/2015/10/21/chartex" xmlns:cx3="http://schemas.microsoft.com/office/drawing/2016/5/9/chartex" xmlns:cx4="http://schemas.microsoft.com/office/drawing/2016/5/10/chartex" xmlns:cx5="http://schemas.microsoft.com/office/drawing/2016/5/11/chartex" xmlns:cx6="http://schemas.microsoft.com/office/drawing/2016/5/12/chartex" xmlns:cx7="http://schemas.microsoft.com/office/drawing/2016/5/13/chartex" xmlns:cx8="http://schemas.microsoft.com/office/drawing/2016/5/14/chartex" xmlns:mc="http://schemas.openxmlformats.org/markup-compatibility/2006" xmlns:aink="http://schemas.microsoft.com/office/drawing/2016/ink" xmlns:am3d="http://schemas.microsoft.com/office/drawing/2017/model3d" xmlns:o="urn:schemas-microsoft-com:office:office" xmlns:oel="http://schemas.microsoft.com/office/2019/extlst" xmlns:r="http://schemas.openxmlformats.org/officeDocument/2006/relationships" xmlns:m="http://schemas.openxmlformats.org/officeDocument/2006/math" xmlns:v="urn:schemas-microsoft-com:vml" xmlns:wp14="http://schemas.microsoft.com/office/word/2010/wordprocessingDrawing" xmlns:wp="http://schemas.openxmlformats.org/drawingml/2006/wordprocessingDrawing" xmlns:w10="urn:schemas-microsoft-com:office:word" xmlns:w="http://schemas.openxmlformats.org/wordprocessingml/2006/main" xmlns:w14="http://schemas.microsoft.com/office/word/2010/wordml" xmlns:w15="http://schemas.microsoft.com/office/word/2012/wordml" xmlns:w16cex="http://schemas.microsoft.com/office/word/2018/wordml/cex" xmlns:w16cid="http://schemas.microsoft.com/office/word/2016/wordml/cid" xmlns:w16="http://schemas.microsoft.com/office/word/2018/wordml" xmlns:w16sdtdh="http://schemas.microsoft.com/office/word/2020/wordml/sdtdatahash" xmlns:w16se="http://schemas.microsoft.com/office/word/2015/wordml/symex" xmlns:wpg="http://schemas.microsoft.com/office/word/2010/wordprocessingGroup" xmlns:wpi="http://schemas.microsoft.com/office/word/2010/wordprocessingInk" xmlns:wne="http://schemas.microsoft.com/office/word/2006/wordml" xmlns:wps="http://schemas.microsoft.com/office/word/2010/wordprocessingShape" mc:Ignorable="w14 w15 w16se w16cid w16 w16cex w16sdtdh wp14">
+<w:document xmlns:wpc="http://schemas.microsoft.com/office/word/2010/wordprocessingCanvas" xmlns:cx="http://schemas.microsoft.com/office/drawing/2014/chartex" xmlns:cx1="http://schemas.microsoft.com/office/drawing/2015/9/8/chartex" xmlns:cx2="http://schemas.microsoft.com/office/drawing/2015/10/21/chartex" xmlns:cx3="http://schemas.microsoft.com/office/drawing/2016/5/9/chartex" xmlns:cx4="http://schemas.microsoft.com/office/drawing/2016/5/10/chartex" xmlns:cx5="http://schemas.microsoft.com/office/drawing/2016/5/11/chartex" xmlns:cx6="http://schemas.microsoft.com/office/drawing/2016/5/12/chartex" xmlns:cx7="http://schemas.microsoft.com/office/drawing/2016/5/13/chartex" xmlns:cx8="http://schemas.microsoft.com/office/drawing/2016/5/14/chartex" xmlns:mc="http://schemas.openxmlformats.org/markup-compatibility/2006" xmlns:aink="http://schemas.microsoft.com/office/drawing/2016/ink" xmlns:am3d="http://schemas.microsoft.com/office/drawing/2017/model3d" xmlns:o="urn:schemas-microsoft-com:office:office" xmlns:oel="http://schemas.microsoft.com/office/2019/extlst" xmlns:r="http://schemas.openxmlformats.org/officeDocument/2006/relationships" xmlns:m="http://schemas.openxmlformats.org/officeDocument/2006/math" xmlns:v="urn:schemas-microsoft-com:vml" xmlns:wp14="http://schemas.microsoft.com/office/word/2010/wordprocessingDrawing" xmlns:wp="http://schemas.openxmlformats.org/drawingml/2006/wordprocessingDrawing" xmlns:w10="urn:schemas-microsoft-com:office:word" xmlns:w="http://schemas.openxmlformats.org/wordprocessingml/2006/main" xmlns:w14="http://schemas.microsoft.com/office/word/2010/wordml" xmlns:w15="http://schemas.microsoft.com/office/word/2012/wordml" xmlns:w16cex="http://schemas.microsoft.com/office/word/2018/wordml/cex" xmlns:w16cid="http://schemas.microsoft.com/office/word/2016/wordml/cid" xmlns:w16="http://schemas.microsoft.com/office/word/2018/wordml" xmlns:w16du="http://schemas.microsoft.com/office/word/2023/wordml/word16du" xmlns:w16sdtdh="http://schemas.microsoft.com/office/word/2020/wordml/sdtdatahash" xmlns:w16sdtfl="http://schemas.microsoft.com/office/word/2024/wordml/sdtformatlock" xmlns:w16se="http://schemas.microsoft.com/office/word/2015/wordml/symex" xmlns:wpg="http://schemas.microsoft.com/office/word/2010/wordprocessingGroup" xmlns:wpi="http://schemas.microsoft.com/office/word/2010/wordprocessingInk" xmlns:wne="http://schemas.microsoft.com/office/word/2006/wordml" xmlns:wps="http://schemas.microsoft.com/office/word/2010/wordprocessingShape" mc:Ignorable="w14 w15 w16se w16cid w16 w16cex w16sdtdh w16sdtfl w16du wp14">
   <w:body>
     <w:p>
       <w:pPr>
@@ -3064,7 +3064,7 @@
           <w:rFonts w:ascii="Arial" w:eastAsia="Calibri" w:hAnsi="Arial" w:cs="Arial"/>
           <w:lang w:eastAsia="en-US"/>
         </w:rPr>
-        <w:t>) dias de antecedência do próximo vencimento.  No caso de descumprimento do quanto estabelecido nes</w:t>
+        <w:t>) dias de antecedência do próximo vencimento. No caso de descumprimento do quanto estabelecido nes</w:t>
       </w:r>
       <w:r>
         <w:rPr>
@@ -9796,7 +9796,6 @@
         </w:rPr>
         <w:t>“</w:t>
       </w:r>
-      <w:proofErr w:type="spellStart"/>
       <w:r>
         <w:rPr>
           <w:rFonts w:ascii="Arial" w:eastAsia="Calibri" w:hAnsi="Arial" w:cs="Arial"/>
@@ -9832,7 +9831,6 @@
         </w:rPr>
         <w:t>n</w:t>
       </w:r>
-      <w:proofErr w:type="spellEnd"/>
       <w:r>
         <w:rPr>
           <w:rFonts w:ascii="Arial" w:eastAsia="Calibri" w:hAnsi="Arial" w:cs="Arial"/>
@@ -9854,7 +9852,6 @@
         </w:rPr>
         <w:t>“</w:t>
       </w:r>
-      <w:proofErr w:type="spellStart"/>
       <w:r>
         <w:rPr>
           <w:rFonts w:ascii="Arial" w:eastAsia="Calibri" w:hAnsi="Arial" w:cs="Arial"/>
@@ -9876,7 +9873,6 @@
         </w:rPr>
         <w:t>n</w:t>
       </w:r>
-      <w:proofErr w:type="spellEnd"/>
       <w:r>
         <w:rPr>
           <w:rFonts w:ascii="Arial" w:eastAsia="Calibri" w:hAnsi="Arial" w:cs="Arial"/>
@@ -11570,7 +11566,7 @@
 </file>
 
 <file path=word/endnotes.xml><?xml version="1.0" encoding="utf-8"?>
-<w:endnotes xmlns:wpc="http://schemas.microsoft.com/office/word/2010/wordprocessingCanvas" xmlns:cx="http://schemas.microsoft.com/office/drawing/2014/chartex" xmlns:cx1="http://schemas.microsoft.com/office/drawing/2015/9/8/chartex" xmlns:cx2="http://schemas.microsoft.com/office/drawing/2015/10/21/chartex" xmlns:cx3="http://schemas.microsoft.com/office/drawing/2016/5/9/chartex" xmlns:cx4="http://schemas.microsoft.com/office/drawing/2016/5/10/chartex" xmlns:cx5="http://schemas.microsoft.com/office/drawing/2016/5/11/chartex" xmlns:cx6="http://schemas.microsoft.com/office/drawing/2016/5/12/chartex" xmlns:cx7="http://schemas.microsoft.com/office/drawing/2016/5/13/chartex" xmlns:cx8="http://schemas.microsoft.com/office/drawing/2016/5/14/chartex" xmlns:mc="http://schemas.openxmlformats.org/markup-compatibility/2006" xmlns:aink="http://schemas.microsoft.com/office/drawing/2016/ink" xmlns:am3d="http://schemas.microsoft.com/office/drawing/2017/model3d" xmlns:o="urn:schemas-microsoft-com:office:office" xmlns:oel="http://schemas.microsoft.com/office/2019/extlst" xmlns:r="http://schemas.openxmlformats.org/officeDocument/2006/relationships" xmlns:m="http://schemas.openxmlformats.org/officeDocument/2006/math" xmlns:v="urn:schemas-microsoft-com:vml" xmlns:wp14="http://schemas.microsoft.com/office/word/2010/wordprocessingDrawing" xmlns:wp="http://schemas.openxmlformats.org/drawingml/2006/wordprocessingDrawing" xmlns:w10="urn:schemas-microsoft-com:office:word" xmlns:w="http://schemas.openxmlformats.org/wordprocessingml/2006/main" xmlns:w14="http://schemas.microsoft.com/office/word/2010/wordml" xmlns:w15="http://schemas.microsoft.com/office/word/2012/wordml" xmlns:w16cex="http://schemas.microsoft.com/office/word/2018/wordml/cex" xmlns:w16cid="http://schemas.microsoft.com/office/word/2016/wordml/cid" xmlns:w16="http://schemas.microsoft.com/office/word/2018/wordml" xmlns:w16sdtdh="http://schemas.microsoft.com/office/word/2020/wordml/sdtdatahash" xmlns:w16se="http://schemas.microsoft.com/office/word/2015/wordml/symex" xmlns:wpg="http://schemas.microsoft.com/office/word/2010/wordprocessingGroup" xmlns:wpi="http://schemas.microsoft.com/office/word/2010/wordprocessingInk" xmlns:wne="http://schemas.microsoft.com/office/word/2006/wordml" xmlns:wps="http://schemas.microsoft.com/office/word/2010/wordprocessingShape" mc:Ignorable="w14 w15 w16se w16cid w16 w16cex w16sdtdh wp14">
+<w:endnotes xmlns:wpc="http://schemas.microsoft.com/office/word/2010/wordprocessingCanvas" xmlns:cx="http://schemas.microsoft.com/office/drawing/2014/chartex" xmlns:cx1="http://schemas.microsoft.com/office/drawing/2015/9/8/chartex" xmlns:cx2="http://schemas.microsoft.com/office/drawing/2015/10/21/chartex" xmlns:cx3="http://schemas.microsoft.com/office/drawing/2016/5/9/chartex" xmlns:cx4="http://schemas.microsoft.com/office/drawing/2016/5/10/chartex" xmlns:cx5="http://schemas.microsoft.com/office/drawing/2016/5/11/chartex" xmlns:cx6="http://schemas.microsoft.com/office/drawing/2016/5/12/chartex" xmlns:cx7="http://schemas.microsoft.com/office/drawing/2016/5/13/chartex" xmlns:cx8="http://schemas.microsoft.com/office/drawing/2016/5/14/chartex" xmlns:mc="http://schemas.openxmlformats.org/markup-compatibility/2006" xmlns:aink="http://schemas.microsoft.com/office/drawing/2016/ink" xmlns:am3d="http://schemas.microsoft.com/office/drawing/2017/model3d" xmlns:o="urn:schemas-microsoft-com:office:office" xmlns:oel="http://schemas.microsoft.com/office/2019/extlst" xmlns:r="http://schemas.openxmlformats.org/officeDocument/2006/relationships" xmlns:m="http://schemas.openxmlformats.org/officeDocument/2006/math" xmlns:v="urn:schemas-microsoft-com:vml" xmlns:wp14="http://schemas.microsoft.com/office/word/2010/wordprocessingDrawing" xmlns:wp="http://schemas.openxmlformats.org/drawingml/2006/wordprocessingDrawing" xmlns:w10="urn:schemas-microsoft-com:office:word" xmlns:w="http://schemas.openxmlformats.org/wordprocessingml/2006/main" xmlns:w14="http://schemas.microsoft.com/office/word/2010/wordml" xmlns:w15="http://schemas.microsoft.com/office/word/2012/wordml" xmlns:w16cex="http://schemas.microsoft.com/office/word/2018/wordml/cex" xmlns:w16cid="http://schemas.microsoft.com/office/word/2016/wordml/cid" xmlns:w16="http://schemas.microsoft.com/office/word/2018/wordml" xmlns:w16du="http://schemas.microsoft.com/office/word/2023/wordml/word16du" xmlns:w16sdtdh="http://schemas.microsoft.com/office/word/2020/wordml/sdtdatahash" xmlns:w16sdtfl="http://schemas.microsoft.com/office/word/2024/wordml/sdtformatlock" xmlns:w16se="http://schemas.microsoft.com/office/word/2015/wordml/symex" xmlns:wpg="http://schemas.microsoft.com/office/word/2010/wordprocessingGroup" xmlns:wpi="http://schemas.microsoft.com/office/word/2010/wordprocessingInk" xmlns:wne="http://schemas.microsoft.com/office/word/2006/wordml" xmlns:wps="http://schemas.microsoft.com/office/word/2010/wordprocessingShape" mc:Ignorable="w14 w15 w16se w16cid w16 w16cex w16sdtdh w16sdtfl w16du wp14">
   <w:endnote w:type="separator" w:id="-1">
     <w:p>
       <w:r>
@@ -11591,7 +11587,7 @@
 </file>
 
 <file path=word/footer1.xml><?xml version="1.0" encoding="utf-8"?>
-<w:ftr xmlns:wpc="http://schemas.microsoft.com/office/word/2010/wordprocessingCanvas" xmlns:cx="http://schemas.microsoft.com/office/drawing/2014/chartex" xmlns:cx1="http://schemas.microsoft.com/office/drawing/2015/9/8/chartex" xmlns:cx2="http://schemas.microsoft.com/office/drawing/2015/10/21/chartex" xmlns:cx3="http://schemas.microsoft.com/office/drawing/2016/5/9/chartex" xmlns:cx4="http://schemas.microsoft.com/office/drawing/2016/5/10/chartex" xmlns:cx5="http://schemas.microsoft.com/office/drawing/2016/5/11/chartex" xmlns:cx6="http://schemas.microsoft.com/office/drawing/2016/5/12/chartex" xmlns:cx7="http://schemas.microsoft.com/office/drawing/2016/5/13/chartex" xmlns:cx8="http://schemas.microsoft.com/office/drawing/2016/5/14/chartex" xmlns:mc="http://schemas.openxmlformats.org/markup-compatibility/2006" xmlns:aink="http://schemas.microsoft.com/office/drawing/2016/ink" xmlns:am3d="http://schemas.microsoft.com/office/drawing/2017/model3d" xmlns:o="urn:schemas-microsoft-com:office:office" xmlns:oel="http://schemas.microsoft.com/office/2019/extlst" xmlns:r="http://schemas.openxmlformats.org/officeDocument/2006/relationships" xmlns:m="http://schemas.openxmlformats.org/officeDocument/2006/math" xmlns:v="urn:schemas-microsoft-com:vml" xmlns:wp14="http://schemas.microsoft.com/office/word/2010/wordprocessingDrawing" xmlns:wp="http://schemas.openxmlformats.org/drawingml/2006/wordprocessingDrawing" xmlns:w10="urn:schemas-microsoft-com:office:word" xmlns:w="http://schemas.openxmlformats.org/wordprocessingml/2006/main" xmlns:w14="http://schemas.microsoft.com/office/word/2010/wordml" xmlns:w15="http://schemas.microsoft.com/office/word/2012/wordml" xmlns:w16cex="http://schemas.microsoft.com/office/word/2018/wordml/cex" xmlns:w16cid="http://schemas.microsoft.com/office/word/2016/wordml/cid" xmlns:w16="http://schemas.microsoft.com/office/word/2018/wordml" xmlns:w16sdtdh="http://schemas.microsoft.com/office/word/2020/wordml/sdtdatahash" xmlns:w16se="http://schemas.microsoft.com/office/word/2015/wordml/symex" xmlns:wpg="http://schemas.microsoft.com/office/word/2010/wordprocessingGroup" xmlns:wpi="http://schemas.microsoft.com/office/word/2010/wordprocessingInk" xmlns:wne="http://schemas.microsoft.com/office/word/2006/wordml" xmlns:wps="http://schemas.microsoft.com/office/word/2010/wordprocessingShape" mc:Ignorable="w14 w15 w16se w16cid w16 w16cex w16sdtdh wp14">
+<w:ftr xmlns:wpc="http://schemas.microsoft.com/office/word/2010/wordprocessingCanvas" xmlns:cx="http://schemas.microsoft.com/office/drawing/2014/chartex" xmlns:cx1="http://schemas.microsoft.com/office/drawing/2015/9/8/chartex" xmlns:cx2="http://schemas.microsoft.com/office/drawing/2015/10/21/chartex" xmlns:cx3="http://schemas.microsoft.com/office/drawing/2016/5/9/chartex" xmlns:cx4="http://schemas.microsoft.com/office/drawing/2016/5/10/chartex" xmlns:cx5="http://schemas.microsoft.com/office/drawing/2016/5/11/chartex" xmlns:cx6="http://schemas.microsoft.com/office/drawing/2016/5/12/chartex" xmlns:cx7="http://schemas.microsoft.com/office/drawing/2016/5/13/chartex" xmlns:cx8="http://schemas.microsoft.com/office/drawing/2016/5/14/chartex" xmlns:mc="http://schemas.openxmlformats.org/markup-compatibility/2006" xmlns:aink="http://schemas.microsoft.com/office/drawing/2016/ink" xmlns:am3d="http://schemas.microsoft.com/office/drawing/2017/model3d" xmlns:o="urn:schemas-microsoft-com:office:office" xmlns:oel="http://schemas.microsoft.com/office/2019/extlst" xmlns:r="http://schemas.openxmlformats.org/officeDocument/2006/relationships" xmlns:m="http://schemas.openxmlformats.org/officeDocument/2006/math" xmlns:v="urn:schemas-microsoft-com:vml" xmlns:wp14="http://schemas.microsoft.com/office/word/2010/wordprocessingDrawing" xmlns:wp="http://schemas.openxmlformats.org/drawingml/2006/wordprocessingDrawing" xmlns:w10="urn:schemas-microsoft-com:office:word" xmlns:w="http://schemas.openxmlformats.org/wordprocessingml/2006/main" xmlns:w14="http://schemas.microsoft.com/office/word/2010/wordml" xmlns:w15="http://schemas.microsoft.com/office/word/2012/wordml" xmlns:w16cex="http://schemas.microsoft.com/office/word/2018/wordml/cex" xmlns:w16cid="http://schemas.microsoft.com/office/word/2016/wordml/cid" xmlns:w16="http://schemas.microsoft.com/office/word/2018/wordml" xmlns:w16du="http://schemas.microsoft.com/office/word/2023/wordml/word16du" xmlns:w16sdtdh="http://schemas.microsoft.com/office/word/2020/wordml/sdtdatahash" xmlns:w16sdtfl="http://schemas.microsoft.com/office/word/2024/wordml/sdtformatlock" xmlns:w16se="http://schemas.microsoft.com/office/word/2015/wordml/symex" xmlns:wpg="http://schemas.microsoft.com/office/word/2010/wordprocessingGroup" xmlns:wpi="http://schemas.microsoft.com/office/word/2010/wordprocessingInk" xmlns:wne="http://schemas.microsoft.com/office/word/2006/wordml" xmlns:wps="http://schemas.microsoft.com/office/word/2010/wordprocessingShape" mc:Ignorable="w14 w15 w16se w16cid w16 w16cex w16sdtdh w16sdtfl w16du wp14">
   <w:p>
     <w:pPr>
       <w:pStyle w:val="Rodap"/>
@@ -11722,7 +11718,7 @@
 </file>
 
 <file path=word/footnotes.xml><?xml version="1.0" encoding="utf-8"?>
-<w:footnotes xmlns:wpc="http://schemas.microsoft.com/office/word/2010/wordprocessingCanvas" xmlns:cx="http://schemas.microsoft.com/office/drawing/2014/chartex" xmlns:cx1="http://schemas.microsoft.com/office/drawing/2015/9/8/chartex" xmlns:cx2="http://schemas.microsoft.com/office/drawing/2015/10/21/chartex" xmlns:cx3="http://schemas.microsoft.com/office/drawing/2016/5/9/chartex" xmlns:cx4="http://schemas.microsoft.com/office/drawing/2016/5/10/chartex" xmlns:cx5="http://schemas.microsoft.com/office/drawing/2016/5/11/chartex" xmlns:cx6="http://schemas.microsoft.com/office/drawing/2016/5/12/chartex" xmlns:cx7="http://schemas.microsoft.com/office/drawing/2016/5/13/chartex" xmlns:cx8="http://schemas.microsoft.com/office/drawing/2016/5/14/chartex" xmlns:mc="http://schemas.openxmlformats.org/markup-compatibility/2006" xmlns:aink="http://schemas.microsoft.com/office/drawing/2016/ink" xmlns:am3d="http://schemas.microsoft.com/office/drawing/2017/model3d" xmlns:o="urn:schemas-microsoft-com:office:office" xmlns:oel="http://schemas.microsoft.com/office/2019/extlst" xmlns:r="http://schemas.openxmlformats.org/officeDocument/2006/relationships" xmlns:m="http://schemas.openxmlformats.org/officeDocument/2006/math" xmlns:v="urn:schemas-microsoft-com:vml" xmlns:wp14="http://schemas.microsoft.com/office/word/2010/wordprocessingDrawing" xmlns:wp="http://schemas.openxmlformats.org/drawingml/2006/wordprocessingDrawing" xmlns:w10="urn:schemas-microsoft-com:office:word" xmlns:w="http://schemas.openxmlformats.org/wordprocessingml/2006/main" xmlns:w14="http://schemas.microsoft.com/office/word/2010/wordml" xmlns:w15="http://schemas.microsoft.com/office/word/2012/wordml" xmlns:w16cex="http://schemas.microsoft.com/office/word/2018/wordml/cex" xmlns:w16cid="http://schemas.microsoft.com/office/word/2016/wordml/cid" xmlns:w16="http://schemas.microsoft.com/office/word/2018/wordml" xmlns:w16sdtdh="http://schemas.microsoft.com/office/word/2020/wordml/sdtdatahash" xmlns:w16se="http://schemas.microsoft.com/office/word/2015/wordml/symex" xmlns:wpg="http://schemas.microsoft.com/office/word/2010/wordprocessingGroup" xmlns:wpi="http://schemas.microsoft.com/office/word/2010/wordprocessingInk" xmlns:wne="http://schemas.microsoft.com/office/word/2006/wordml" xmlns:wps="http://schemas.microsoft.com/office/word/2010/wordprocessingShape" mc:Ignorable="w14 w15 w16se w16cid w16 w16cex w16sdtdh wp14">
+<w:footnotes xmlns:wpc="http://schemas.microsoft.com/office/word/2010/wordprocessingCanvas" xmlns:cx="http://schemas.microsoft.com/office/drawing/2014/chartex" xmlns:cx1="http://schemas.microsoft.com/office/drawing/2015/9/8/chartex" xmlns:cx2="http://schemas.microsoft.com/office/drawing/2015/10/21/chartex" xmlns:cx3="http://schemas.microsoft.com/office/drawing/2016/5/9/chartex" xmlns:cx4="http://schemas.microsoft.com/office/drawing/2016/5/10/chartex" xmlns:cx5="http://schemas.microsoft.com/office/drawing/2016/5/11/chartex" xmlns:cx6="http://schemas.microsoft.com/office/drawing/2016/5/12/chartex" xmlns:cx7="http://schemas.microsoft.com/office/drawing/2016/5/13/chartex" xmlns:cx8="http://schemas.microsoft.com/office/drawing/2016/5/14/chartex" xmlns:mc="http://schemas.openxmlformats.org/markup-compatibility/2006" xmlns:aink="http://schemas.microsoft.com/office/drawing/2016/ink" xmlns:am3d="http://schemas.microsoft.com/office/drawing/2017/model3d" xmlns:o="urn:schemas-microsoft-com:office:office" xmlns:oel="http://schemas.microsoft.com/office/2019/extlst" xmlns:r="http://schemas.openxmlformats.org/officeDocument/2006/relationships" xmlns:m="http://schemas.openxmlformats.org/officeDocument/2006/math" xmlns:v="urn:schemas-microsoft-com:vml" xmlns:wp14="http://schemas.microsoft.com/office/word/2010/wordprocessingDrawing" xmlns:wp="http://schemas.openxmlformats.org/drawingml/2006/wordprocessingDrawing" xmlns:w10="urn:schemas-microsoft-com:office:word" xmlns:w="http://schemas.openxmlformats.org/wordprocessingml/2006/main" xmlns:w14="http://schemas.microsoft.com/office/word/2010/wordml" xmlns:w15="http://schemas.microsoft.com/office/word/2012/wordml" xmlns:w16cex="http://schemas.microsoft.com/office/word/2018/wordml/cex" xmlns:w16cid="http://schemas.microsoft.com/office/word/2016/wordml/cid" xmlns:w16="http://schemas.microsoft.com/office/word/2018/wordml" xmlns:w16du="http://schemas.microsoft.com/office/word/2023/wordml/word16du" xmlns:w16sdtdh="http://schemas.microsoft.com/office/word/2020/wordml/sdtdatahash" xmlns:w16sdtfl="http://schemas.microsoft.com/office/word/2024/wordml/sdtformatlock" xmlns:w16se="http://schemas.microsoft.com/office/word/2015/wordml/symex" xmlns:wpg="http://schemas.microsoft.com/office/word/2010/wordprocessingGroup" xmlns:wpi="http://schemas.microsoft.com/office/word/2010/wordprocessingInk" xmlns:wne="http://schemas.microsoft.com/office/word/2006/wordml" xmlns:wps="http://schemas.microsoft.com/office/word/2010/wordprocessingShape" mc:Ignorable="w14 w15 w16se w16cid w16 w16cex w16sdtdh w16sdtfl w16du wp14">
   <w:footnote w:type="separator" w:id="-1">
     <w:p>
       <w:r>
@@ -11743,7 +11739,7 @@
 </file>
 
 <file path=word/numbering.xml><?xml version="1.0" encoding="utf-8"?>
-<w:numbering xmlns:wpc="http://schemas.microsoft.com/office/word/2010/wordprocessingCanvas" xmlns:cx="http://schemas.microsoft.com/office/drawing/2014/chartex" xmlns:cx1="http://schemas.microsoft.com/office/drawing/2015/9/8/chartex" xmlns:cx2="http://schemas.microsoft.com/office/drawing/2015/10/21/chartex" xmlns:cx3="http://schemas.microsoft.com/office/drawing/2016/5/9/chartex" xmlns:cx4="http://schemas.microsoft.com/office/drawing/2016/5/10/chartex" xmlns:cx5="http://schemas.microsoft.com/office/drawing/2016/5/11/chartex" xmlns:cx6="http://schemas.microsoft.com/office/drawing/2016/5/12/chartex" xmlns:cx7="http://schemas.microsoft.com/office/drawing/2016/5/13/chartex" xmlns:cx8="http://schemas.microsoft.com/office/drawing/2016/5/14/chartex" xmlns:mc="http://schemas.openxmlformats.org/markup-compatibility/2006" xmlns:aink="http://schemas.microsoft.com/office/drawing/2016/ink" xmlns:am3d="http://schemas.microsoft.com/office/drawing/2017/model3d" xmlns:o="urn:schemas-microsoft-com:office:office" xmlns:oel="http://schemas.microsoft.com/office/2019/extlst" xmlns:r="http://schemas.openxmlformats.org/officeDocument/2006/relationships" xmlns:m="http://schemas.openxmlformats.org/officeDocument/2006/math" xmlns:v="urn:schemas-microsoft-com:vml" xmlns:wp14="http://schemas.microsoft.com/office/word/2010/wordprocessingDrawing" xmlns:wp="http://schemas.openxmlformats.org/drawingml/2006/wordprocessingDrawing" xmlns:w10="urn:schemas-microsoft-com:office:word" xmlns:w="http://schemas.openxmlformats.org/wordprocessingml/2006/main" xmlns:w14="http://schemas.microsoft.com/office/word/2010/wordml" xmlns:w15="http://schemas.microsoft.com/office/word/2012/wordml" xmlns:w16cex="http://schemas.microsoft.com/office/word/2018/wordml/cex" xmlns:w16cid="http://schemas.microsoft.com/office/word/2016/wordml/cid" xmlns:w16="http://schemas.microsoft.com/office/word/2018/wordml" xmlns:w16sdtdh="http://schemas.microsoft.com/office/word/2020/wordml/sdtdatahash" xmlns:w16se="http://schemas.microsoft.com/office/word/2015/wordml/symex" xmlns:wpg="http://schemas.microsoft.com/office/word/2010/wordprocessingGroup" xmlns:wpi="http://schemas.microsoft.com/office/word/2010/wordprocessingInk" xmlns:wne="http://schemas.microsoft.com/office/word/2006/wordml" xmlns:wps="http://schemas.microsoft.com/office/word/2010/wordprocessingShape" mc:Ignorable="w14 w15 w16se w16cid w16 w16cex w16sdtdh wp14">
+<w:numbering xmlns:wpc="http://schemas.microsoft.com/office/word/2010/wordprocessingCanvas" xmlns:cx="http://schemas.microsoft.com/office/drawing/2014/chartex" xmlns:cx1="http://schemas.microsoft.com/office/drawing/2015/9/8/chartex" xmlns:cx2="http://schemas.microsoft.com/office/drawing/2015/10/21/chartex" xmlns:cx3="http://schemas.microsoft.com/office/drawing/2016/5/9/chartex" xmlns:cx4="http://schemas.microsoft.com/office/drawing/2016/5/10/chartex" xmlns:cx5="http://schemas.microsoft.com/office/drawing/2016/5/11/chartex" xmlns:cx6="http://schemas.microsoft.com/office/drawing/2016/5/12/chartex" xmlns:cx7="http://schemas.microsoft.com/office/drawing/2016/5/13/chartex" xmlns:cx8="http://schemas.microsoft.com/office/drawing/2016/5/14/chartex" xmlns:mc="http://schemas.openxmlformats.org/markup-compatibility/2006" xmlns:aink="http://schemas.microsoft.com/office/drawing/2016/ink" xmlns:am3d="http://schemas.microsoft.com/office/drawing/2017/model3d" xmlns:o="urn:schemas-microsoft-com:office:office" xmlns:oel="http://schemas.microsoft.com/office/2019/extlst" xmlns:r="http://schemas.openxmlformats.org/officeDocument/2006/relationships" xmlns:m="http://schemas.openxmlformats.org/officeDocument/2006/math" xmlns:v="urn:schemas-microsoft-com:vml" xmlns:wp14="http://schemas.microsoft.com/office/word/2010/wordprocessingDrawing" xmlns:wp="http://schemas.openxmlformats.org/drawingml/2006/wordprocessingDrawing" xmlns:w10="urn:schemas-microsoft-com:office:word" xmlns:w="http://schemas.openxmlformats.org/wordprocessingml/2006/main" xmlns:w14="http://schemas.microsoft.com/office/word/2010/wordml" xmlns:w15="http://schemas.microsoft.com/office/word/2012/wordml" xmlns:w16cex="http://schemas.microsoft.com/office/word/2018/wordml/cex" xmlns:w16cid="http://schemas.microsoft.com/office/word/2016/wordml/cid" xmlns:w16="http://schemas.microsoft.com/office/word/2018/wordml" xmlns:w16du="http://schemas.microsoft.com/office/word/2023/wordml/word16du" xmlns:w16sdtdh="http://schemas.microsoft.com/office/word/2020/wordml/sdtdatahash" xmlns:w16sdtfl="http://schemas.microsoft.com/office/word/2024/wordml/sdtformatlock" xmlns:w16se="http://schemas.microsoft.com/office/word/2015/wordml/symex" xmlns:wpg="http://schemas.microsoft.com/office/word/2010/wordprocessingGroup" xmlns:wpi="http://schemas.microsoft.com/office/word/2010/wordprocessingInk" xmlns:wne="http://schemas.microsoft.com/office/word/2006/wordml" xmlns:wps="http://schemas.microsoft.com/office/word/2010/wordprocessingShape" mc:Ignorable="w14 w15 w16se w16cid w16 w16cex w16sdtdh w16sdtfl w16du wp14">
   <w:abstractNum w:abstractNumId="0" w15:restartNumberingAfterBreak="0">
     <w:nsid w:val="2FC60459"/>
     <w:multiLevelType w:val="hybridMultilevel"/>
@@ -11932,7 +11928,7 @@
 </file>
 
 <file path=word/styles.xml><?xml version="1.0" encoding="utf-8"?>
-<w:styles xmlns:mc="http://schemas.openxmlformats.org/markup-compatibility/2006" xmlns:r="http://schemas.openxmlformats.org/officeDocument/2006/relationships" xmlns:w="http://schemas.openxmlformats.org/wordprocessingml/2006/main" xmlns:w14="http://schemas.microsoft.com/office/word/2010/wordml" xmlns:w15="http://schemas.microsoft.com/office/word/2012/wordml" xmlns:w16cex="http://schemas.microsoft.com/office/word/2018/wordml/cex" xmlns:w16cid="http://schemas.microsoft.com/office/word/2016/wordml/cid" xmlns:w16="http://schemas.microsoft.com/office/word/2018/wordml" xmlns:w16sdtdh="http://schemas.microsoft.com/office/word/2020/wordml/sdtdatahash" xmlns:w16se="http://schemas.microsoft.com/office/word/2015/wordml/symex" mc:Ignorable="w14 w15 w16se w16cid w16 w16cex w16sdtdh">
+<w:styles xmlns:mc="http://schemas.openxmlformats.org/markup-compatibility/2006" xmlns:r="http://schemas.openxmlformats.org/officeDocument/2006/relationships" xmlns:w="http://schemas.openxmlformats.org/wordprocessingml/2006/main" xmlns:w14="http://schemas.microsoft.com/office/word/2010/wordml" xmlns:w15="http://schemas.microsoft.com/office/word/2012/wordml" xmlns:w16cex="http://schemas.microsoft.com/office/word/2018/wordml/cex" xmlns:w16cid="http://schemas.microsoft.com/office/word/2016/wordml/cid" xmlns:w16="http://schemas.microsoft.com/office/word/2018/wordml" xmlns:w16du="http://schemas.microsoft.com/office/word/2023/wordml/word16du" xmlns:w16sdtdh="http://schemas.microsoft.com/office/word/2020/wordml/sdtdatahash" xmlns:w16sdtfl="http://schemas.microsoft.com/office/word/2024/wordml/sdtformatlock" xmlns:w16se="http://schemas.microsoft.com/office/word/2015/wordml/symex" mc:Ignorable="w14 w15 w16se w16cid w16 w16cex w16sdtdh w16sdtfl w16du">
   <w:docDefaults>
     <w:rPrDefault>
       <w:rPr>

--- a/contrato_padrao.docx
+++ b/contrato_padrao.docx
@@ -5003,7 +5003,21 @@
           <w:rFonts w:ascii="Arial" w:eastAsia="Calibri" w:hAnsi="Arial" w:cs="Arial"/>
           <w:lang w:eastAsia="en-US"/>
         </w:rPr>
-        <w:t xml:space="preserve">Após transcorrido 12 (doze) meses de locação, #Lct_poderá </w:t>
+        <w:t>Após transcorrido</w:t>
+      </w:r>
+      <w:r>
+        <w:rPr>
+          <w:rFonts w:ascii="Arial" w:eastAsia="Calibri" w:hAnsi="Arial" w:cs="Arial"/>
+          <w:lang w:eastAsia="en-US"/>
+        </w:rPr>
+        <w:t>s</w:t>
+      </w:r>
+      <w:r>
+        <w:rPr>
+          <w:rFonts w:ascii="Arial" w:eastAsia="Calibri" w:hAnsi="Arial" w:cs="Arial"/>
+          <w:lang w:eastAsia="en-US"/>
+        </w:rPr>
+        <w:t xml:space="preserve"> 12 (doze) meses de locação, #Lct_poderá </w:t>
       </w:r>
       <w:r>
         <w:rPr>
@@ -5039,7 +5053,7 @@
         <w:rPr>
           <w:rFonts w:ascii="Arial" w:hAnsi="Arial" w:cs="Arial"/>
         </w:rPr>
-        <w:t xml:space="preserve"> #Lct_</w:t>
+        <w:t xml:space="preserve"> </w:t>
       </w:r>
       <w:r>
         <w:rPr>
@@ -7645,19 +7659,21 @@
         <w:rPr>
           <w:rFonts w:ascii="Arial" w:hAnsi="Arial" w:cs="Arial"/>
         </w:rPr>
-        <w:t xml:space="preserve">a </w:t>
-      </w:r>
-      <w:r>
-        <w:rPr>
-          <w:rFonts w:ascii="Arial" w:hAnsi="Arial" w:cs="Arial"/>
-        </w:rPr>
-        <w:t>#Lct_</w:t>
-      </w:r>
-      <w:r>
-        <w:rPr>
-          <w:rFonts w:ascii="Arial" w:hAnsi="Arial" w:cs="Arial"/>
-        </w:rPr>
-        <w:t xml:space="preserve">efetuar o seguro no imóvel contra incêndio e sinistros em geral (vendaval, raios, granizos, danos elétricos, etc.), figurando como parte beneficiária </w:t>
+        <w:t xml:space="preserve">a efetuar o seguro no imóvel contra incêndio e sinistros em geral (vendaval, raios, granizos, danos </w:t>
+      </w:r>
+      <w:proofErr w:type="gramStart"/>
+      <w:r>
+        <w:rPr>
+          <w:rFonts w:ascii="Arial" w:hAnsi="Arial" w:cs="Arial"/>
+        </w:rPr>
+        <w:t>elétricos, etc.</w:t>
+      </w:r>
+      <w:proofErr w:type="gramEnd"/>
+      <w:r>
+        <w:rPr>
+          <w:rFonts w:ascii="Arial" w:hAnsi="Arial" w:cs="Arial"/>
+        </w:rPr>
+        <w:t xml:space="preserve">), figurando como parte beneficiária </w:t>
       </w:r>
       <w:r>
         <w:rPr>

--- a/contrato_padrao.docx
+++ b/contrato_padrao.docx
@@ -1852,7 +1852,7 @@
           <w:bCs/>
           <w:lang w:eastAsia="en-US"/>
         </w:rPr>
-        <w:t xml:space="preserve">, portadora do CNPJ: 51.909.307/0001-40 e inscrita no CRECI sob nº 4419 – J, com sede na Av. Jânio Quadros, nº. </w:t>
+        <w:t xml:space="preserve">, portadora do CNPJ: 51.909.307/0001-40 e inscrita no CRECI sob nº 4419 – J, com sede na Av. Jânio Quadros, nº </w:t>
       </w:r>
       <w:r>
         <w:rPr>
@@ -7659,21 +7659,7 @@
         <w:rPr>
           <w:rFonts w:ascii="Arial" w:hAnsi="Arial" w:cs="Arial"/>
         </w:rPr>
-        <w:t xml:space="preserve">a efetuar o seguro no imóvel contra incêndio e sinistros em geral (vendaval, raios, granizos, danos </w:t>
-      </w:r>
-      <w:proofErr w:type="gramStart"/>
-      <w:r>
-        <w:rPr>
-          <w:rFonts w:ascii="Arial" w:hAnsi="Arial" w:cs="Arial"/>
-        </w:rPr>
-        <w:t>elétricos, etc.</w:t>
-      </w:r>
-      <w:proofErr w:type="gramEnd"/>
-      <w:r>
-        <w:rPr>
-          <w:rFonts w:ascii="Arial" w:hAnsi="Arial" w:cs="Arial"/>
-        </w:rPr>
-        <w:t xml:space="preserve">), figurando como parte beneficiária </w:t>
+        <w:t xml:space="preserve">a efetuar o seguro no imóvel contra incêndio e sinistros em geral (vendaval, raios, granizos, danos elétricos, etc.), figurando como parte beneficiária </w:t>
       </w:r>
       <w:r>
         <w:rPr>
